--- a/lessons/6-6/homework.docx
+++ b/lessons/6-6/homework.docx
@@ -106,7 +106,55 @@
     </w:p>
     <w:p>
       <w:pPr>
-        <w:spacing w:after="60"/>
+        <w:keepNext/>
+        <w:spacing w:after="20" w:before="80"/>
+        <w:jc w:val="center"/>
+      </w:pPr>
+      <w:r>
+        <w:drawing>
+          <wp:inline distT="0" distB="0" distL="0" distR="0">
+            <wp:extent cx="1047750" cy="790575"/>
+            <wp:effectExtent t="0" r="0" b="0" l="0"/>
+            <wp:docPr id="1" name="" descr="" title=""/>
+            <wp:cNvGraphicFramePr>
+              <a:graphicFrameLocks xmlns:a="http://schemas.openxmlformats.org/drawingml/2006/main" noChangeAspect="1"/>
+            </wp:cNvGraphicFramePr>
+            <a:graphic xmlns:a="http://schemas.openxmlformats.org/drawingml/2006/main">
+              <a:graphicData uri="http://schemas.openxmlformats.org/drawingml/2006/picture">
+                <pic:pic xmlns:pic="http://schemas.openxmlformats.org/drawingml/2006/picture">
+                  <pic:nvPicPr>
+                    <pic:cNvPr id="0" name="" descr=""/>
+                    <pic:cNvPicPr>
+                      <a:picLocks noChangeAspect="1" noChangeArrowheads="1"/>
+                    </pic:cNvPicPr>
+                  </pic:nvPicPr>
+                  <pic:blipFill>
+                    <a:blip r:embed="rId7" cstate="none"/>
+                    <a:srcRect/>
+                    <a:stretch>
+                      <a:fillRect/>
+                    </a:stretch>
+                  </pic:blipFill>
+                  <pic:spPr bwMode="auto">
+                    <a:xfrm>
+                      <a:off x="0" y="0"/>
+                      <a:ext cx="1047750" cy="790575"/>
+                    </a:xfrm>
+                    <a:prstGeom prst="rect">
+                      <a:avLst/>
+                    </a:prstGeom>
+                  </pic:spPr>
+                </pic:pic>
+              </a:graphicData>
+            </a:graphic>
+          </wp:inline>
+        </w:drawing>
+      </w:r>
+    </w:p>
+    <w:p>
+      <w:pPr>
+        <w:keepNext/>
+        <w:spacing w:after="120"/>
       </w:pPr>
       <w:r>
         <w:rPr>
@@ -116,12 +164,60 @@
         <w:t xml:space="preserve">Equivalent (Equivalente)</w:t>
       </w:r>
       <w:r>
-        <w:t xml:space="preserve"> — Expressions that have the same value for every value of the variable</w:t>
-      </w:r>
-    </w:p>
-    <w:p>
-      <w:pPr>
-        <w:spacing w:after="60"/>
+        <w:t xml:space="preserve"> — Expressions that always have the same value.</w:t>
+      </w:r>
+    </w:p>
+    <w:p>
+      <w:pPr>
+        <w:keepNext/>
+        <w:spacing w:after="20" w:before="80"/>
+        <w:jc w:val="center"/>
+      </w:pPr>
+      <w:r>
+        <w:drawing>
+          <wp:inline distT="0" distB="0" distL="0" distR="0">
+            <wp:extent cx="1047750" cy="790575"/>
+            <wp:effectExtent t="0" r="0" b="0" l="0"/>
+            <wp:docPr id="1" name="" descr="" title=""/>
+            <wp:cNvGraphicFramePr>
+              <a:graphicFrameLocks xmlns:a="http://schemas.openxmlformats.org/drawingml/2006/main" noChangeAspect="1"/>
+            </wp:cNvGraphicFramePr>
+            <a:graphic xmlns:a="http://schemas.openxmlformats.org/drawingml/2006/main">
+              <a:graphicData uri="http://schemas.openxmlformats.org/drawingml/2006/picture">
+                <pic:pic xmlns:pic="http://schemas.openxmlformats.org/drawingml/2006/picture">
+                  <pic:nvPicPr>
+                    <pic:cNvPr id="0" name="" descr=""/>
+                    <pic:cNvPicPr>
+                      <a:picLocks noChangeAspect="1" noChangeArrowheads="1"/>
+                    </pic:cNvPicPr>
+                  </pic:nvPicPr>
+                  <pic:blipFill>
+                    <a:blip r:embed="rId7" cstate="none"/>
+                    <a:srcRect/>
+                    <a:stretch>
+                      <a:fillRect/>
+                    </a:stretch>
+                  </pic:blipFill>
+                  <pic:spPr bwMode="auto">
+                    <a:xfrm>
+                      <a:off x="0" y="0"/>
+                      <a:ext cx="1047750" cy="790575"/>
+                    </a:xfrm>
+                    <a:prstGeom prst="rect">
+                      <a:avLst/>
+                    </a:prstGeom>
+                  </pic:spPr>
+                </pic:pic>
+              </a:graphicData>
+            </a:graphic>
+          </wp:inline>
+        </w:drawing>
+      </w:r>
+    </w:p>
+    <w:p>
+      <w:pPr>
+        <w:keepNext/>
+        <w:spacing w:after="120"/>
       </w:pPr>
       <w:r>
         <w:rPr>
@@ -131,12 +227,60 @@
         <w:t xml:space="preserve">Simplify (Simplificar)</w:t>
       </w:r>
       <w:r>
-        <w:t xml:space="preserve"> — To rewrite an expression in a shorter or simpler form</w:t>
-      </w:r>
-    </w:p>
-    <w:p>
-      <w:pPr>
-        <w:spacing w:after="60"/>
+        <w:t xml:space="preserve"> — To write an expression in a shorter, simpler way.</w:t>
+      </w:r>
+    </w:p>
+    <w:p>
+      <w:pPr>
+        <w:keepNext/>
+        <w:spacing w:after="20" w:before="80"/>
+        <w:jc w:val="center"/>
+      </w:pPr>
+      <w:r>
+        <w:drawing>
+          <wp:inline distT="0" distB="0" distL="0" distR="0">
+            <wp:extent cx="1047750" cy="790575"/>
+            <wp:effectExtent t="0" r="0" b="0" l="0"/>
+            <wp:docPr id="1" name="" descr="" title=""/>
+            <wp:cNvGraphicFramePr>
+              <a:graphicFrameLocks xmlns:a="http://schemas.openxmlformats.org/drawingml/2006/main" noChangeAspect="1"/>
+            </wp:cNvGraphicFramePr>
+            <a:graphic xmlns:a="http://schemas.openxmlformats.org/drawingml/2006/main">
+              <a:graphicData uri="http://schemas.openxmlformats.org/drawingml/2006/picture">
+                <pic:pic xmlns:pic="http://schemas.openxmlformats.org/drawingml/2006/picture">
+                  <pic:nvPicPr>
+                    <pic:cNvPr id="0" name="" descr=""/>
+                    <pic:cNvPicPr>
+                      <a:picLocks noChangeAspect="1" noChangeArrowheads="1"/>
+                    </pic:cNvPicPr>
+                  </pic:nvPicPr>
+                  <pic:blipFill>
+                    <a:blip r:embed="rId8" cstate="none"/>
+                    <a:srcRect/>
+                    <a:stretch>
+                      <a:fillRect/>
+                    </a:stretch>
+                  </pic:blipFill>
+                  <pic:spPr bwMode="auto">
+                    <a:xfrm>
+                      <a:off x="0" y="0"/>
+                      <a:ext cx="1047750" cy="790575"/>
+                    </a:xfrm>
+                    <a:prstGeom prst="rect">
+                      <a:avLst/>
+                    </a:prstGeom>
+                  </pic:spPr>
+                </pic:pic>
+              </a:graphicData>
+            </a:graphic>
+          </wp:inline>
+        </w:drawing>
+      </w:r>
+    </w:p>
+    <w:p>
+      <w:pPr>
+        <w:keepNext/>
+        <w:spacing w:after="120"/>
       </w:pPr>
       <w:r>
         <w:rPr>
@@ -146,12 +290,60 @@
         <w:t xml:space="preserve">Like Terms (Términos semejantes)</w:t>
       </w:r>
       <w:r>
-        <w:t xml:space="preserve"> — Terms that have the same variable raised to the same power</w:t>
-      </w:r>
-    </w:p>
-    <w:p>
-      <w:pPr>
-        <w:spacing w:after="60"/>
+        <w:t xml:space="preserve"> — Terms with the same letter, like 2x and 5x.</w:t>
+      </w:r>
+    </w:p>
+    <w:p>
+      <w:pPr>
+        <w:keepNext/>
+        <w:spacing w:after="20" w:before="80"/>
+        <w:jc w:val="center"/>
+      </w:pPr>
+      <w:r>
+        <w:drawing>
+          <wp:inline distT="0" distB="0" distL="0" distR="0">
+            <wp:extent cx="1047750" cy="790575"/>
+            <wp:effectExtent t="0" r="0" b="0" l="0"/>
+            <wp:docPr id="1" name="" descr="" title=""/>
+            <wp:cNvGraphicFramePr>
+              <a:graphicFrameLocks xmlns:a="http://schemas.openxmlformats.org/drawingml/2006/main" noChangeAspect="1"/>
+            </wp:cNvGraphicFramePr>
+            <a:graphic xmlns:a="http://schemas.openxmlformats.org/drawingml/2006/main">
+              <a:graphicData uri="http://schemas.openxmlformats.org/drawingml/2006/picture">
+                <pic:pic xmlns:pic="http://schemas.openxmlformats.org/drawingml/2006/picture">
+                  <pic:nvPicPr>
+                    <pic:cNvPr id="0" name="" descr=""/>
+                    <pic:cNvPicPr>
+                      <a:picLocks noChangeAspect="1" noChangeArrowheads="1"/>
+                    </pic:cNvPicPr>
+                  </pic:nvPicPr>
+                  <pic:blipFill>
+                    <a:blip r:embed="rId9" cstate="none"/>
+                    <a:srcRect/>
+                    <a:stretch>
+                      <a:fillRect/>
+                    </a:stretch>
+                  </pic:blipFill>
+                  <pic:spPr bwMode="auto">
+                    <a:xfrm>
+                      <a:off x="0" y="0"/>
+                      <a:ext cx="1047750" cy="790575"/>
+                    </a:xfrm>
+                    <a:prstGeom prst="rect">
+                      <a:avLst/>
+                    </a:prstGeom>
+                  </pic:spPr>
+                </pic:pic>
+              </a:graphicData>
+            </a:graphic>
+          </wp:inline>
+        </w:drawing>
+      </w:r>
+    </w:p>
+    <w:p>
+      <w:pPr>
+        <w:keepNext/>
+        <w:spacing w:after="120"/>
       </w:pPr>
       <w:r>
         <w:rPr>
@@ -161,12 +353,60 @@
         <w:t xml:space="preserve">Combine (Combinar)</w:t>
       </w:r>
       <w:r>
-        <w:t xml:space="preserve"> — To add or subtract like terms to create a simpler expression</w:t>
-      </w:r>
-    </w:p>
-    <w:p>
-      <w:pPr>
-        <w:spacing w:after="60"/>
+        <w:t xml:space="preserve"> — To add or subtract terms with the same letter.</w:t>
+      </w:r>
+    </w:p>
+    <w:p>
+      <w:pPr>
+        <w:keepNext/>
+        <w:spacing w:after="20" w:before="80"/>
+        <w:jc w:val="center"/>
+      </w:pPr>
+      <w:r>
+        <w:drawing>
+          <wp:inline distT="0" distB="0" distL="0" distR="0">
+            <wp:extent cx="1047750" cy="790575"/>
+            <wp:effectExtent t="0" r="0" b="0" l="0"/>
+            <wp:docPr id="1" name="" descr="" title=""/>
+            <wp:cNvGraphicFramePr>
+              <a:graphicFrameLocks xmlns:a="http://schemas.openxmlformats.org/drawingml/2006/main" noChangeAspect="1"/>
+            </wp:cNvGraphicFramePr>
+            <a:graphic xmlns:a="http://schemas.openxmlformats.org/drawingml/2006/main">
+              <a:graphicData uri="http://schemas.openxmlformats.org/drawingml/2006/picture">
+                <pic:pic xmlns:pic="http://schemas.openxmlformats.org/drawingml/2006/picture">
+                  <pic:nvPicPr>
+                    <pic:cNvPr id="0" name="" descr=""/>
+                    <pic:cNvPicPr>
+                      <a:picLocks noChangeAspect="1" noChangeArrowheads="1"/>
+                    </pic:cNvPicPr>
+                  </pic:nvPicPr>
+                  <pic:blipFill>
+                    <a:blip r:embed="rId10" cstate="none"/>
+                    <a:srcRect/>
+                    <a:stretch>
+                      <a:fillRect/>
+                    </a:stretch>
+                  </pic:blipFill>
+                  <pic:spPr bwMode="auto">
+                    <a:xfrm>
+                      <a:off x="0" y="0"/>
+                      <a:ext cx="1047750" cy="790575"/>
+                    </a:xfrm>
+                    <a:prstGeom prst="rect">
+                      <a:avLst/>
+                    </a:prstGeom>
+                  </pic:spPr>
+                </pic:pic>
+              </a:graphicData>
+            </a:graphic>
+          </wp:inline>
+        </w:drawing>
+      </w:r>
+    </w:p>
+    <w:p>
+      <w:pPr>
+        <w:keepNext/>
+        <w:spacing w:after="120"/>
       </w:pPr>
       <w:r>
         <w:rPr>
@@ -176,7 +416,7 @@
         <w:t xml:space="preserve">Coefficient (Coeficiente)</w:t>
       </w:r>
       <w:r>
-        <w:t xml:space="preserve"> — The number multiplied by a variable</w:t>
+        <w:t xml:space="preserve"> — The number in front of a letter, like the 3 in 3x.</w:t>
       </w:r>
     </w:p>
     <w:p>

--- a/lessons/6-6/homework.docx
+++ b/lessons/6-6/homework.docx
@@ -24,7 +24,7 @@
           <w:i/>
           <w:iCs/>
         </w:rPr>
-        <w:t xml:space="preserve">Lesson 6-6  •  Standard 6.EE.4</w:t>
+        <w:t xml:space="preserve">Lesson 6-6  •  Standard 6.AT.7</w:t>
       </w:r>
     </w:p>
     <w:p>
@@ -1071,39 +1071,43 @@
           <w:b/>
           <w:bCs/>
         </w:rPr>
-        <w:t xml:space="preserve">6. Which expression is equivalent to 3x + 3x?</w:t>
-      </w:r>
-    </w:p>
-    <w:p>
-      <w:pPr>
-        <w:spacing w:after="40" w:before="0"/>
-      </w:pPr>
-      <w:r>
-        <w:t xml:space="preserve">     A. 6x</w:t>
-      </w:r>
-    </w:p>
-    <w:p>
-      <w:pPr>
-        <w:spacing w:after="40" w:before="0"/>
-      </w:pPr>
-      <w:r>
-        <w:t xml:space="preserve">     B. 9x</w:t>
-      </w:r>
-    </w:p>
-    <w:p>
-      <w:pPr>
-        <w:spacing w:after="40" w:before="0"/>
-      </w:pPr>
-      <w:r>
-        <w:t xml:space="preserve">     C. 3x²</w:t>
-      </w:r>
-    </w:p>
-    <w:p>
-      <w:pPr>
-        <w:spacing w:after="40" w:before="0"/>
-      </w:pPr>
-      <w:r>
-        <w:t xml:space="preserve">     D. x + 6</w:t>
+        <w:t xml:space="preserve">6. onLevel — Spot the Common Mistake</w:t>
+      </w:r>
+    </w:p>
+    <w:p>
+      <w:pPr>
+        <w:spacing w:after="40" w:before="0"/>
+      </w:pPr>
+      <w:r>
+        <w:t xml:space="preserve">   Step 1 (Read): A student is working on Equivalent Expressions.</w:t>
+      </w:r>
+    </w:p>
+    <w:p>
+      <w:pPr>
+        <w:spacing w:after="40" w:before="0"/>
+      </w:pPr>
+      <w:r>
+        <w:t xml:space="preserve">   Step 2 (Attempt): They ignored the rule: Equivalent expressions give the same answer for every value of the variable.</w:t>
+      </w:r>
+    </w:p>
+    <w:p>
+      <w:pPr>
+        <w:spacing w:after="40" w:before="0"/>
+      </w:pPr>
+      <w:r>
+        <w:t xml:space="preserve">   Step 3 (Check): The answer does not match the math rule from class.</w:t>
+      </w:r>
+    </w:p>
+    <w:p>
+      <w:pPr>
+        <w:spacing w:after="60" w:before="0"/>
+      </w:pPr>
+      <w:r>
+        <w:rPr>
+          <w:i/>
+          <w:iCs/>
+        </w:rPr>
+        <w:t xml:space="preserve">Which step has the mistake? Explain and fix it:</w:t>
       </w:r>
     </w:p>
     <w:p>
@@ -1119,6 +1123,28 @@
     </w:p>
     <w:p>
       <w:pPr>
+        <w:spacing w:after="60" w:before="120"/>
+      </w:pPr>
+      <w:r>
+        <w:rPr>
+          <w:color w:val="BBBBBB"/>
+        </w:rPr>
+        <w:t xml:space="preserve">______________________________________________________________________</w:t>
+      </w:r>
+    </w:p>
+    <w:p>
+      <w:pPr>
+        <w:spacing w:after="60" w:before="120"/>
+      </w:pPr>
+      <w:r>
+        <w:rPr>
+          <w:color w:val="BBBBBB"/>
+        </w:rPr>
+        <w:t xml:space="preserve">______________________________________________________________________</w:t>
+      </w:r>
+    </w:p>
+    <w:p>
+      <w:pPr>
         <w:spacing w:after="80" w:before="0"/>
       </w:pPr>
       <w:r>
@@ -1126,39 +1152,39 @@
           <w:b/>
           <w:bCs/>
         </w:rPr>
-        <w:t xml:space="preserve">7. Which expression is equivalent to 2(x + 4)?</w:t>
-      </w:r>
-    </w:p>
-    <w:p>
-      <w:pPr>
-        <w:spacing w:after="40" w:before="0"/>
-      </w:pPr>
-      <w:r>
-        <w:t xml:space="preserve">     A. 2x + 8</w:t>
-      </w:r>
-    </w:p>
-    <w:p>
-      <w:pPr>
-        <w:spacing w:after="40" w:before="0"/>
-      </w:pPr>
-      <w:r>
-        <w:t xml:space="preserve">     B. 2x + 4</w:t>
-      </w:r>
-    </w:p>
-    <w:p>
-      <w:pPr>
-        <w:spacing w:after="40" w:before="0"/>
-      </w:pPr>
-      <w:r>
-        <w:t xml:space="preserve">     C. x + 8</w:t>
-      </w:r>
-    </w:p>
-    <w:p>
-      <w:pPr>
-        <w:spacing w:after="40" w:before="0"/>
-      </w:pPr>
-      <w:r>
-        <w:t xml:space="preserve">     D. 2x + 6</w:t>
+        <w:t xml:space="preserve">7. Producer A wrote 2(x + 3) for a beat's cost. Which expression is equivalent?</w:t>
+      </w:r>
+    </w:p>
+    <w:p>
+      <w:pPr>
+        <w:spacing w:after="40" w:before="0"/>
+      </w:pPr>
+      <w:r>
+        <w:t xml:space="preserve">     A. 2x + 6</w:t>
+      </w:r>
+    </w:p>
+    <w:p>
+      <w:pPr>
+        <w:spacing w:after="40" w:before="0"/>
+      </w:pPr>
+      <w:r>
+        <w:t xml:space="preserve">     B. 2x + 3</w:t>
+      </w:r>
+    </w:p>
+    <w:p>
+      <w:pPr>
+        <w:spacing w:after="40" w:before="0"/>
+      </w:pPr>
+      <w:r>
+        <w:t xml:space="preserve">     C. x + 6</w:t>
+      </w:r>
+    </w:p>
+    <w:p>
+      <w:pPr>
+        <w:spacing w:after="40" w:before="0"/>
+      </w:pPr>
+      <w:r>
+        <w:t xml:space="preserve">     D. 2x + 5</w:t>
       </w:r>
     </w:p>
     <w:p>
@@ -1181,39 +1207,39 @@
           <w:b/>
           <w:bCs/>
         </w:rPr>
-        <w:t xml:space="preserve">8. Are 4x + 2 and 2(2x + 1) equivalent?</w:t>
-      </w:r>
-    </w:p>
-    <w:p>
-      <w:pPr>
-        <w:spacing w:after="40" w:before="0"/>
-      </w:pPr>
-      <w:r>
-        <w:t xml:space="preserve">     A. Yes, they are equal for every value of x</w:t>
-      </w:r>
-    </w:p>
-    <w:p>
-      <w:pPr>
-        <w:spacing w:after="40" w:before="0"/>
-      </w:pPr>
-      <w:r>
-        <w:t xml:space="preserve">     B. No, never</w:t>
-      </w:r>
-    </w:p>
-    <w:p>
-      <w:pPr>
-        <w:spacing w:after="40" w:before="0"/>
-      </w:pPr>
-      <w:r>
-        <w:t xml:space="preserve">     C. Only when x = 0</w:t>
-      </w:r>
-    </w:p>
-    <w:p>
-      <w:pPr>
-        <w:spacing w:after="40" w:before="0"/>
-      </w:pPr>
-      <w:r>
-        <w:t xml:space="preserve">     D. Only when x = 1</w:t>
+        <w:t xml:space="preserve">8. A track stacks 3x and then one more x. Which expression is equivalent to 3x + x?</w:t>
+      </w:r>
+    </w:p>
+    <w:p>
+      <w:pPr>
+        <w:spacing w:after="40" w:before="0"/>
+      </w:pPr>
+      <w:r>
+        <w:t xml:space="preserve">     A. 4x</w:t>
+      </w:r>
+    </w:p>
+    <w:p>
+      <w:pPr>
+        <w:spacing w:after="40" w:before="0"/>
+      </w:pPr>
+      <w:r>
+        <w:t xml:space="preserve">     B. 3x²</w:t>
+      </w:r>
+    </w:p>
+    <w:p>
+      <w:pPr>
+        <w:spacing w:after="40" w:before="0"/>
+      </w:pPr>
+      <w:r>
+        <w:t xml:space="preserve">     C. 4</w:t>
+      </w:r>
+    </w:p>
+    <w:p>
+      <w:pPr>
+        <w:spacing w:after="40" w:before="0"/>
+      </w:pPr>
+      <w:r>
+        <w:t xml:space="preserve">     D. 3x</w:t>
       </w:r>
     </w:p>
     <w:p>
@@ -1236,39 +1262,122 @@
           <w:b/>
           <w:bCs/>
         </w:rPr>
-        <w:t xml:space="preserve">9. Which expression is NOT equivalent to 5x + 10?</w:t>
-      </w:r>
-    </w:p>
-    <w:p>
-      <w:pPr>
-        <w:spacing w:after="40" w:before="0"/>
-      </w:pPr>
-      <w:r>
-        <w:t xml:space="preserve">     A. 5x + 5</w:t>
-      </w:r>
-    </w:p>
-    <w:p>
-      <w:pPr>
-        <w:spacing w:after="40" w:before="0"/>
-      </w:pPr>
-      <w:r>
-        <w:t xml:space="preserve">     B. 5(x + 2)</w:t>
-      </w:r>
-    </w:p>
-    <w:p>
-      <w:pPr>
-        <w:spacing w:after="40" w:before="0"/>
-      </w:pPr>
-      <w:r>
-        <w:t xml:space="preserve">     C. 10 + 5x</w:t>
-      </w:r>
-    </w:p>
-    <w:p>
-      <w:pPr>
-        <w:spacing w:after="40" w:before="0"/>
-      </w:pPr>
-      <w:r>
-        <w:t xml:space="preserve">     D. x·5 + 10</w:t>
+        <w:t xml:space="preserve">9. Producer B flipped a formula to 5 + 2x. Which expression is equivalent?</w:t>
+      </w:r>
+    </w:p>
+    <w:p>
+      <w:pPr>
+        <w:spacing w:after="40" w:before="0"/>
+      </w:pPr>
+      <w:r>
+        <w:t xml:space="preserve">     A. 2x + 5</w:t>
+      </w:r>
+    </w:p>
+    <w:p>
+      <w:pPr>
+        <w:spacing w:after="40" w:before="0"/>
+      </w:pPr>
+      <w:r>
+        <w:t xml:space="preserve">     B. 7x</w:t>
+      </w:r>
+    </w:p>
+    <w:p>
+      <w:pPr>
+        <w:spacing w:after="40" w:before="0"/>
+      </w:pPr>
+      <w:r>
+        <w:t xml:space="preserve">     C. 10x</w:t>
+      </w:r>
+    </w:p>
+    <w:p>
+      <w:pPr>
+        <w:spacing w:after="40" w:before="0"/>
+      </w:pPr>
+      <w:r>
+        <w:t xml:space="preserve">     D. 5x + 2</w:t>
+      </w:r>
+    </w:p>
+    <w:p>
+      <w:pPr>
+        <w:spacing w:after="60" w:before="120"/>
+      </w:pPr>
+      <w:r>
+        <w:rPr>
+          <w:color w:val="BBBBBB"/>
+        </w:rPr>
+        <w:t xml:space="preserve">______________________________________________________________________</w:t>
+      </w:r>
+    </w:p>
+    <w:p>
+      <w:pPr>
+        <w:spacing w:after="80" w:before="0"/>
+      </w:pPr>
+      <w:r>
+        <w:rPr>
+          <w:b/>
+          <w:bCs/>
+        </w:rPr>
+        <w:t xml:space="preserve">10. The target beat formula is 4x + 6. Spin each expression onto the deck where it belongs: equivalent to 4x + 6, or NOT equivalent.</w:t>
+      </w:r>
+    </w:p>
+    <w:p>
+      <w:pPr>
+        <w:spacing w:after="80" w:before="0"/>
+      </w:pPr>
+      <w:r>
+        <w:rPr>
+          <w:i/>
+          <w:iCs/>
+        </w:rPr>
+        <w:t xml:space="preserve">Groups: Equivalent to 4x + 6   |   NOT Equivalent</w:t>
+      </w:r>
+    </w:p>
+    <w:p>
+      <w:pPr>
+        <w:spacing w:after="40" w:before="0"/>
+      </w:pPr>
+      <w:r>
+        <w:t xml:space="preserve">   • 2(2x + 3)   → __________________</w:t>
+      </w:r>
+    </w:p>
+    <w:p>
+      <w:pPr>
+        <w:spacing w:after="40" w:before="0"/>
+      </w:pPr>
+      <w:r>
+        <w:t xml:space="preserve">   • 4x + 3 + 3   → __________________</w:t>
+      </w:r>
+    </w:p>
+    <w:p>
+      <w:pPr>
+        <w:spacing w:after="40" w:before="0"/>
+      </w:pPr>
+      <w:r>
+        <w:t xml:space="preserve">   • x + x + x + x + 6   → __________________</w:t>
+      </w:r>
+    </w:p>
+    <w:p>
+      <w:pPr>
+        <w:spacing w:after="40" w:before="0"/>
+      </w:pPr>
+      <w:r>
+        <w:t xml:space="preserve">   • 4x + 10   → __________________</w:t>
+      </w:r>
+    </w:p>
+    <w:p>
+      <w:pPr>
+        <w:spacing w:after="40" w:before="0"/>
+      </w:pPr>
+      <w:r>
+        <w:t xml:space="preserve">   • 10x   → __________________</w:t>
+      </w:r>
+    </w:p>
+    <w:p>
+      <w:pPr>
+        <w:spacing w:after="40" w:before="0"/>
+      </w:pPr>
+      <w:r>
+        <w:t xml:space="preserve">   • 4(x + 6)   → __________________</w:t>
       </w:r>
     </w:p>
     <w:p>
@@ -1314,10 +1423,22 @@
     </w:p>
     <w:p>
       <w:pPr>
+        <w:spacing w:after="20" w:before="0"/>
+      </w:pPr>
+      <w:r>
+        <w:t xml:space="preserve">     4x + 3x = 7x. Combine the coefficients: 4 + 3 = 7.</w:t>
+      </w:r>
+    </w:p>
+    <w:p>
+      <w:pPr>
         <w:spacing w:after="80" w:before="0"/>
       </w:pPr>
       <w:r>
-        <w:t xml:space="preserve">     4x + 3x = 7x. Combine the coefficients: 4 + 3 = 7.</w:t>
+        <w:rPr>
+          <w:i/>
+          <w:iCs/>
+        </w:rPr>
+        <w:t xml:space="preserve">     Watch for: A common mistake in Equivalent Expressions is skipping the key idea: "Equivalent expressions give the same answer for every value of the variable." — always check your work against this rule before you submit.</w:t>
       </w:r>
     </w:p>
     <w:p>
@@ -1334,10 +1455,22 @@
     </w:p>
     <w:p>
       <w:pPr>
+        <w:spacing w:after="20" w:before="0"/>
+      </w:pPr>
+      <w:r>
+        <w:t xml:space="preserve">     2(m + 5) = 2m + 10 using the distributive property.</w:t>
+      </w:r>
+    </w:p>
+    <w:p>
+      <w:pPr>
         <w:spacing w:after="80" w:before="0"/>
       </w:pPr>
       <w:r>
-        <w:t xml:space="preserve">     2(m + 5) = 2m + 10 using the distributive property.</w:t>
+        <w:rPr>
+          <w:i/>
+          <w:iCs/>
+        </w:rPr>
+        <w:t xml:space="preserve">     Watch for: A common mistake in Equivalent Expressions is skipping the key idea: "Equivalent expressions give the same answer for every value of the variable." — always check your work against this rule before you submit.</w:t>
       </w:r>
     </w:p>
     <w:p>
@@ -1553,7 +1686,43 @@
           <w:b/>
           <w:bCs/>
         </w:rPr>
-        <w:t xml:space="preserve">6. A. 6x</w:t>
+        <w:t xml:space="preserve">6. onLevel — Spot the Common Mistake</w:t>
+      </w:r>
+    </w:p>
+    <w:p>
+      <w:pPr>
+        <w:spacing w:after="20" w:before="0"/>
+      </w:pPr>
+      <w:r>
+        <w:t xml:space="preserve">     The mistake is in Step 2.</w:t>
+      </w:r>
+    </w:p>
+    <w:p>
+      <w:pPr>
+        <w:spacing w:after="20" w:before="0"/>
+      </w:pPr>
+      <w:r>
+        <w:t xml:space="preserve">     Correct work: Follow the key idea: Equivalent expressions give the same answer for every value of the variable.</w:t>
+      </w:r>
+    </w:p>
+    <w:p>
+      <w:pPr>
+        <w:spacing w:after="40" w:before="0"/>
+      </w:pPr>
+      <w:r>
+        <w:rPr>
+          <w:b/>
+          <w:bCs/>
+        </w:rPr>
+        <w:t xml:space="preserve">7. A. 2x + 6</w:t>
+      </w:r>
+    </w:p>
+    <w:p>
+      <w:pPr>
+        <w:spacing w:after="20" w:before="0"/>
+      </w:pPr>
+      <w:r>
+        <w:t xml:space="preserve">     Distribute the 2 to each term inside: 2 · x + 2 · 3 = 2x + 6. Check x = 5: 2(5 + 3) = 16 and 2(5) + 6 = 16.</w:t>
       </w:r>
     </w:p>
     <w:p>
@@ -1561,19 +1730,31 @@
         <w:spacing w:after="80" w:before="0"/>
       </w:pPr>
       <w:r>
-        <w:t xml:space="preserve">     Adding like terms: 3x + 3x = 6x.</w:t>
-      </w:r>
-    </w:p>
-    <w:p>
-      <w:pPr>
-        <w:spacing w:after="40" w:before="0"/>
-      </w:pPr>
-      <w:r>
-        <w:rPr>
-          <w:b/>
-          <w:bCs/>
-        </w:rPr>
-        <w:t xml:space="preserve">7. A. 2x + 8</w:t>
+        <w:rPr>
+          <w:i/>
+          <w:iCs/>
+        </w:rPr>
+        <w:t xml:space="preserve">     Watch for: A common mistake in Equivalent Expressions is skipping the key idea: "Equivalent expressions give the same answer for every value of the variable." — always check your work against this rule before you submit.</w:t>
+      </w:r>
+    </w:p>
+    <w:p>
+      <w:pPr>
+        <w:spacing w:after="40" w:before="0"/>
+      </w:pPr>
+      <w:r>
+        <w:rPr>
+          <w:b/>
+          <w:bCs/>
+        </w:rPr>
+        <w:t xml:space="preserve">8. A. 4x</w:t>
+      </w:r>
+    </w:p>
+    <w:p>
+      <w:pPr>
+        <w:spacing w:after="20" w:before="0"/>
+      </w:pPr>
+      <w:r>
+        <w:t xml:space="preserve">     3x + x is 3 groups of x plus 1 more group of x = 4x. Add the coefficients: 3 + 1 = 4. Check x = 3: 3(3) + 3 = 12 and 4(3) = 12.</w:t>
       </w:r>
     </w:p>
     <w:p>
@@ -1581,19 +1762,31 @@
         <w:spacing w:after="80" w:before="0"/>
       </w:pPr>
       <w:r>
-        <w:t xml:space="preserve">     Distribute: 2x + 8.</w:t>
-      </w:r>
-    </w:p>
-    <w:p>
-      <w:pPr>
-        <w:spacing w:after="40" w:before="0"/>
-      </w:pPr>
-      <w:r>
-        <w:rPr>
-          <w:b/>
-          <w:bCs/>
-        </w:rPr>
-        <w:t xml:space="preserve">8. A. Yes, they are equal for every value of x</w:t>
+        <w:rPr>
+          <w:i/>
+          <w:iCs/>
+        </w:rPr>
+        <w:t xml:space="preserve">     Watch for: A common mistake in Equivalent Expressions is skipping the key idea: "Equivalent expressions give the same answer for every value of the variable." — always check your work against this rule before you submit.</w:t>
+      </w:r>
+    </w:p>
+    <w:p>
+      <w:pPr>
+        <w:spacing w:after="40" w:before="0"/>
+      </w:pPr>
+      <w:r>
+        <w:rPr>
+          <w:b/>
+          <w:bCs/>
+        </w:rPr>
+        <w:t xml:space="preserve">9. A. 2x + 5</w:t>
+      </w:r>
+    </w:p>
+    <w:p>
+      <w:pPr>
+        <w:spacing w:after="20" w:before="0"/>
+      </w:pPr>
+      <w:r>
+        <w:t xml:space="preserve">     Order of addition does not change the value (commutative property): 5 + 2x = 2x + 5. Check x = 10: 5 + 2(10) = 25 and 2(10) + 5 = 25.</w:t>
       </w:r>
     </w:p>
     <w:p>
@@ -1601,27 +1794,79 @@
         <w:spacing w:after="80" w:before="0"/>
       </w:pPr>
       <w:r>
-        <w:t xml:space="preserve">     2(2x + 1) = 4x + 2, so they are equivalent for all x.</w:t>
-      </w:r>
-    </w:p>
-    <w:p>
-      <w:pPr>
-        <w:spacing w:after="40" w:before="0"/>
-      </w:pPr>
-      <w:r>
-        <w:rPr>
-          <w:b/>
-          <w:bCs/>
-        </w:rPr>
-        <w:t xml:space="preserve">9. A. 5x + 5</w:t>
-      </w:r>
-    </w:p>
-    <w:p>
-      <w:pPr>
-        <w:spacing w:after="80" w:before="0"/>
-      </w:pPr>
-      <w:r>
-        <w:t xml:space="preserve">     5x + 5 is different; the others all equal 5x + 10.</w:t>
+        <w:rPr>
+          <w:i/>
+          <w:iCs/>
+        </w:rPr>
+        <w:t xml:space="preserve">     Watch for: A common mistake in Equivalent Expressions is skipping the key idea: "Equivalent expressions give the same answer for every value of the variable." — always check your work against this rule before you submit.</w:t>
+      </w:r>
+    </w:p>
+    <w:p>
+      <w:pPr>
+        <w:spacing w:after="40" w:before="0"/>
+      </w:pPr>
+      <w:r>
+        <w:rPr>
+          <w:b/>
+          <w:bCs/>
+        </w:rPr>
+        <w:t xml:space="preserve">10. Correct groups:</w:t>
+      </w:r>
+    </w:p>
+    <w:p>
+      <w:pPr>
+        <w:spacing w:after="20" w:before="0"/>
+      </w:pPr>
+      <w:r>
+        <w:t xml:space="preserve">     2(2x + 3) → Equivalent to 4x + 6</w:t>
+      </w:r>
+    </w:p>
+    <w:p>
+      <w:pPr>
+        <w:spacing w:after="20" w:before="0"/>
+      </w:pPr>
+      <w:r>
+        <w:t xml:space="preserve">     4x + 3 + 3 → Equivalent to 4x + 6</w:t>
+      </w:r>
+    </w:p>
+    <w:p>
+      <w:pPr>
+        <w:spacing w:after="20" w:before="0"/>
+      </w:pPr>
+      <w:r>
+        <w:t xml:space="preserve">     x + x + x + x + 6 → Equivalent to 4x + 6</w:t>
+      </w:r>
+    </w:p>
+    <w:p>
+      <w:pPr>
+        <w:spacing w:after="20" w:before="0"/>
+      </w:pPr>
+      <w:r>
+        <w:t xml:space="preserve">     4x + 10 → NOT Equivalent</w:t>
+      </w:r>
+    </w:p>
+    <w:p>
+      <w:pPr>
+        <w:spacing w:after="20" w:before="0"/>
+      </w:pPr>
+      <w:r>
+        <w:t xml:space="preserve">     10x → NOT Equivalent</w:t>
+      </w:r>
+    </w:p>
+    <w:p>
+      <w:pPr>
+        <w:spacing w:after="20" w:before="0"/>
+      </w:pPr>
+      <w:r>
+        <w:t xml:space="preserve">     4(x + 6) → NOT Equivalent</w:t>
+      </w:r>
+    </w:p>
+    <w:p>
+      <w:pPr>
+        <w:spacing w:after="40" w:before="0"/>
+      </w:pPr>
+      <w:r>
+        <w:t xml:space="preserve"/>
       </w:r>
     </w:p>
     <w:sectPr>

--- a/lessons/6-6/homework.docx
+++ b/lessons/6-6/homework.docx
@@ -290,7 +290,7 @@
         <w:t xml:space="preserve">Like Terms (Términos semejantes)</w:t>
       </w:r>
       <w:r>
-        <w:t xml:space="preserve"> — Terms with the same letter, like 2x and 5x.</w:t>
+        <w:t xml:space="preserve"> — Terms with the same letter raised to the same power, like 2x and 5x.</w:t>
       </w:r>
     </w:p>
     <w:p>
@@ -1071,31 +1071,31 @@
           <w:b/>
           <w:bCs/>
         </w:rPr>
-        <w:t xml:space="preserve">6. onLevel — Spot the Common Mistake</w:t>
-      </w:r>
-    </w:p>
-    <w:p>
-      <w:pPr>
-        <w:spacing w:after="40" w:before="0"/>
-      </w:pPr>
-      <w:r>
-        <w:t xml:space="preserve">   Step 1 (Read): A student is working on Equivalent Expressions.</w:t>
-      </w:r>
-    </w:p>
-    <w:p>
-      <w:pPr>
-        <w:spacing w:after="40" w:before="0"/>
-      </w:pPr>
-      <w:r>
-        <w:t xml:space="preserve">   Step 2 (Attempt): They ignored the rule: Equivalent expressions give the same answer for every value of the variable.</w:t>
-      </w:r>
-    </w:p>
-    <w:p>
-      <w:pPr>
-        <w:spacing w:after="40" w:before="0"/>
-      </w:pPr>
-      <w:r>
-        <w:t xml:space="preserve">   Step 3 (Check): The answer does not match the math rule from class.</w:t>
+        <w:t xml:space="preserve">6. onLevel — Spot the Combining Mistake</w:t>
+      </w:r>
+    </w:p>
+    <w:p>
+      <w:pPr>
+        <w:spacing w:after="40" w:before="0"/>
+      </w:pPr>
+      <w:r>
+        <w:t xml:space="preserve">   Step 1 (Expression): 7x + 3 + 2x</w:t>
+      </w:r>
+    </w:p>
+    <w:p>
+      <w:pPr>
+        <w:spacing w:after="40" w:before="0"/>
+      </w:pPr>
+      <w:r>
+        <w:t xml:space="preserve">   Step 2 (Combine): Combine every number you see: 7x + 2x + 3 = 9x + 3, then add the 9 and 3 too</w:t>
+      </w:r>
+    </w:p>
+    <w:p>
+      <w:pPr>
+        <w:spacing w:after="40" w:before="0"/>
+      </w:pPr>
+      <w:r>
+        <w:t xml:space="preserve">   Step 3 (Result): 7x + 3 + 2x = 12x</w:t>
       </w:r>
     </w:p>
     <w:p>
@@ -1438,7 +1438,7 @@
           <w:i/>
           <w:iCs/>
         </w:rPr>
-        <w:t xml:space="preserve">     Watch for: A common mistake in Equivalent Expressions is skipping the key idea: "Equivalent expressions give the same answer for every value of the variable." — always check your work against this rule before you submit.</w:t>
+        <w:t xml:space="preserve">     Watch for: A common mistake in Equivalent Expressions is adding the exponents instead of the coefficients when combining like terms — writing 3x + 2x as 5x² instead of 5x. Remember: 3x means 3 groups of x and 2x means 2 more groups of x, so you add the coefficients (3 + 2 = 5) and keep the variable's power the same (x¹, not x²).</w:t>
       </w:r>
     </w:p>
     <w:p>
@@ -1470,7 +1470,7 @@
           <w:i/>
           <w:iCs/>
         </w:rPr>
-        <w:t xml:space="preserve">     Watch for: A common mistake in Equivalent Expressions is skipping the key idea: "Equivalent expressions give the same answer for every value of the variable." — always check your work against this rule before you submit.</w:t>
+        <w:t xml:space="preserve">     Watch for: A common mistake in Equivalent Expressions is adding the exponents instead of the coefficients when combining like terms — writing 3x + 2x as 5x² instead of 5x. Remember: 3x means 3 groups of x and 2x means 2 more groups of x, so you add the coefficients (3 + 2 = 5) and keep the variable's power the same (x¹, not x²).</w:t>
       </w:r>
     </w:p>
     <w:p>
@@ -1686,7 +1686,7 @@
           <w:b/>
           <w:bCs/>
         </w:rPr>
-        <w:t xml:space="preserve">6. onLevel — Spot the Common Mistake</w:t>
+        <w:t xml:space="preserve">6. onLevel — Spot the Combining Mistake</w:t>
       </w:r>
     </w:p>
     <w:p>
@@ -1702,7 +1702,7 @@
         <w:spacing w:after="20" w:before="0"/>
       </w:pPr>
       <w:r>
-        <w:t xml:space="preserve">     Correct work: Follow the key idea: Equivalent expressions give the same answer for every value of the variable.</w:t>
+        <w:t xml:space="preserve">     Correct work: Only LIKE terms combine. 7x and 2x are like terms (7x + 2x = 9x), but the 3 is a constant and cannot be added to the 9x. The simplified form is 9x + 3. Check x = 2: 7(2) + 3 + 2(2) = 21 and 9(2) + 3 = 21, but 12(2) = 24 — so 12x is wrong.</w:t>
       </w:r>
     </w:p>
     <w:p>
@@ -1734,7 +1734,7 @@
           <w:i/>
           <w:iCs/>
         </w:rPr>
-        <w:t xml:space="preserve">     Watch for: A common mistake in Equivalent Expressions is skipping the key idea: "Equivalent expressions give the same answer for every value of the variable." — always check your work against this rule before you submit.</w:t>
+        <w:t xml:space="preserve">     Watch for: A common mistake in Equivalent Expressions is adding the exponents instead of the coefficients when combining like terms — writing 3x + 2x as 5x² instead of 5x. Remember: 3x means 3 groups of x and 2x means 2 more groups of x, so you add the coefficients (3 + 2 = 5) and keep the variable's power the same (x¹, not x²).</w:t>
       </w:r>
     </w:p>
     <w:p>
@@ -1766,7 +1766,7 @@
           <w:i/>
           <w:iCs/>
         </w:rPr>
-        <w:t xml:space="preserve">     Watch for: A common mistake in Equivalent Expressions is skipping the key idea: "Equivalent expressions give the same answer for every value of the variable." — always check your work against this rule before you submit.</w:t>
+        <w:t xml:space="preserve">     Watch for: A common mistake in Equivalent Expressions is adding the exponents instead of the coefficients when combining like terms — writing 3x + 2x as 5x² instead of 5x. Remember: 3x means 3 groups of x and 2x means 2 more groups of x, so you add the coefficients (3 + 2 = 5) and keep the variable's power the same (x¹, not x²).</w:t>
       </w:r>
     </w:p>
     <w:p>
@@ -1798,7 +1798,7 @@
           <w:i/>
           <w:iCs/>
         </w:rPr>
-        <w:t xml:space="preserve">     Watch for: A common mistake in Equivalent Expressions is skipping the key idea: "Equivalent expressions give the same answer for every value of the variable." — always check your work against this rule before you submit.</w:t>
+        <w:t xml:space="preserve">     Watch for: A common mistake in Equivalent Expressions is adding the exponents instead of the coefficients when combining like terms — writing 3x + 2x as 5x² instead of 5x. Remember: 3x means 3 groups of x and 2x means 2 more groups of x, so you add the coefficients (3 + 2 = 5) and keep the variable's power the same (x¹, not x²).</w:t>
       </w:r>
     </w:p>
     <w:p>

--- a/lessons/6-6/homework.docx
+++ b/lessons/6-6/homework.docx
@@ -12,7 +12,7 @@
           <w:b/>
           <w:bCs/>
         </w:rPr>
-        <w:t xml:space="preserve">Equivalent Expressions — Homework</w:t>
+        <w:t xml:space="preserve">Identify Equivalent Algebraic Expressions — Homework</w:t>
       </w:r>
     </w:p>
     <w:p>
@@ -161,73 +161,10 @@
           <w:b/>
           <w:bCs/>
         </w:rPr>
-        <w:t xml:space="preserve">Equivalent (Equivalente)</w:t>
-      </w:r>
-      <w:r>
-        <w:t xml:space="preserve"> — Expressions that always have the same value.</w:t>
-      </w:r>
-    </w:p>
-    <w:p>
-      <w:pPr>
-        <w:keepNext/>
-        <w:spacing w:after="20" w:before="80"/>
-        <w:jc w:val="center"/>
-      </w:pPr>
-      <w:r>
-        <w:drawing>
-          <wp:inline distT="0" distB="0" distL="0" distR="0">
-            <wp:extent cx="1047750" cy="790575"/>
-            <wp:effectExtent t="0" r="0" b="0" l="0"/>
-            <wp:docPr id="1" name="" descr="" title=""/>
-            <wp:cNvGraphicFramePr>
-              <a:graphicFrameLocks xmlns:a="http://schemas.openxmlformats.org/drawingml/2006/main" noChangeAspect="1"/>
-            </wp:cNvGraphicFramePr>
-            <a:graphic xmlns:a="http://schemas.openxmlformats.org/drawingml/2006/main">
-              <a:graphicData uri="http://schemas.openxmlformats.org/drawingml/2006/picture">
-                <pic:pic xmlns:pic="http://schemas.openxmlformats.org/drawingml/2006/picture">
-                  <pic:nvPicPr>
-                    <pic:cNvPr id="0" name="" descr=""/>
-                    <pic:cNvPicPr>
-                      <a:picLocks noChangeAspect="1" noChangeArrowheads="1"/>
-                    </pic:cNvPicPr>
-                  </pic:nvPicPr>
-                  <pic:blipFill>
-                    <a:blip r:embed="rId7" cstate="none"/>
-                    <a:srcRect/>
-                    <a:stretch>
-                      <a:fillRect/>
-                    </a:stretch>
-                  </pic:blipFill>
-                  <pic:spPr bwMode="auto">
-                    <a:xfrm>
-                      <a:off x="0" y="0"/>
-                      <a:ext cx="1047750" cy="790575"/>
-                    </a:xfrm>
-                    <a:prstGeom prst="rect">
-                      <a:avLst/>
-                    </a:prstGeom>
-                  </pic:spPr>
-                </pic:pic>
-              </a:graphicData>
-            </a:graphic>
-          </wp:inline>
-        </w:drawing>
-      </w:r>
-    </w:p>
-    <w:p>
-      <w:pPr>
-        <w:keepNext/>
-        <w:spacing w:after="120"/>
-      </w:pPr>
-      <w:r>
-        <w:rPr>
-          <w:b/>
-          <w:bCs/>
-        </w:rPr>
-        <w:t xml:space="preserve">Simplify (Simplificar)</w:t>
-      </w:r>
-      <w:r>
-        <w:t xml:space="preserve"> — To write an expression in a shorter, simpler way.</w:t>
+        <w:t xml:space="preserve">Equivalent Expressions (Expresiones equivalentes)</w:t>
+      </w:r>
+      <w:r>
+        <w:t xml:space="preserve"> — Expressions that look different but have the same value for every allowed variable value.</w:t>
       </w:r>
     </w:p>
     <w:p>
@@ -287,10 +224,73 @@
           <w:b/>
           <w:bCs/>
         </w:rPr>
-        <w:t xml:space="preserve">Like Terms (Términos semejantes)</w:t>
-      </w:r>
-      <w:r>
-        <w:t xml:space="preserve"> — Terms with the same letter raised to the same power, like 2x and 5x.</w:t>
+        <w:t xml:space="preserve">Equivalent (Equivalente)</w:t>
+      </w:r>
+      <w:r>
+        <w:t xml:space="preserve"> — Expressions that always have the same value.</w:t>
+      </w:r>
+    </w:p>
+    <w:p>
+      <w:pPr>
+        <w:keepNext/>
+        <w:spacing w:after="20" w:before="80"/>
+        <w:jc w:val="center"/>
+      </w:pPr>
+      <w:r>
+        <w:drawing>
+          <wp:inline distT="0" distB="0" distL="0" distR="0">
+            <wp:extent cx="1047750" cy="790575"/>
+            <wp:effectExtent t="0" r="0" b="0" l="0"/>
+            <wp:docPr id="1" name="" descr="" title=""/>
+            <wp:cNvGraphicFramePr>
+              <a:graphicFrameLocks xmlns:a="http://schemas.openxmlformats.org/drawingml/2006/main" noChangeAspect="1"/>
+            </wp:cNvGraphicFramePr>
+            <a:graphic xmlns:a="http://schemas.openxmlformats.org/drawingml/2006/main">
+              <a:graphicData uri="http://schemas.openxmlformats.org/drawingml/2006/picture">
+                <pic:pic xmlns:pic="http://schemas.openxmlformats.org/drawingml/2006/picture">
+                  <pic:nvPicPr>
+                    <pic:cNvPr id="0" name="" descr=""/>
+                    <pic:cNvPicPr>
+                      <a:picLocks noChangeAspect="1" noChangeArrowheads="1"/>
+                    </pic:cNvPicPr>
+                  </pic:nvPicPr>
+                  <pic:blipFill>
+                    <a:blip r:embed="rId8" cstate="none"/>
+                    <a:srcRect/>
+                    <a:stretch>
+                      <a:fillRect/>
+                    </a:stretch>
+                  </pic:blipFill>
+                  <pic:spPr bwMode="auto">
+                    <a:xfrm>
+                      <a:off x="0" y="0"/>
+                      <a:ext cx="1047750" cy="790575"/>
+                    </a:xfrm>
+                    <a:prstGeom prst="rect">
+                      <a:avLst/>
+                    </a:prstGeom>
+                  </pic:spPr>
+                </pic:pic>
+              </a:graphicData>
+            </a:graphic>
+          </wp:inline>
+        </w:drawing>
+      </w:r>
+    </w:p>
+    <w:p>
+      <w:pPr>
+        <w:keepNext/>
+        <w:spacing w:after="120"/>
+      </w:pPr>
+      <w:r>
+        <w:rPr>
+          <w:b/>
+          <w:bCs/>
+        </w:rPr>
+        <w:t xml:space="preserve">Simplify (Simplificar)</w:t>
+      </w:r>
+      <w:r>
+        <w:t xml:space="preserve"> — To write an expression in a shorter, simpler way.</w:t>
       </w:r>
     </w:p>
     <w:p>
@@ -350,10 +350,10 @@
           <w:b/>
           <w:bCs/>
         </w:rPr>
-        <w:t xml:space="preserve">Combine (Combinar)</w:t>
-      </w:r>
-      <w:r>
-        <w:t xml:space="preserve"> — To add or subtract terms with the same letter.</w:t>
+        <w:t xml:space="preserve">Like Terms (Términos semejantes)</w:t>
+      </w:r>
+      <w:r>
+        <w:t xml:space="preserve"> — Terms with the same letter raised to the same power, like 2x and 5x.</w:t>
       </w:r>
     </w:p>
     <w:p>
@@ -413,6 +413,69 @@
           <w:b/>
           <w:bCs/>
         </w:rPr>
+        <w:t xml:space="preserve">Combine (Combinar)</w:t>
+      </w:r>
+      <w:r>
+        <w:t xml:space="preserve"> — To add or subtract terms with the same letter into one.</w:t>
+      </w:r>
+    </w:p>
+    <w:p>
+      <w:pPr>
+        <w:keepNext/>
+        <w:spacing w:after="20" w:before="80"/>
+        <w:jc w:val="center"/>
+      </w:pPr>
+      <w:r>
+        <w:drawing>
+          <wp:inline distT="0" distB="0" distL="0" distR="0">
+            <wp:extent cx="1047750" cy="790575"/>
+            <wp:effectExtent t="0" r="0" b="0" l="0"/>
+            <wp:docPr id="1" name="" descr="" title=""/>
+            <wp:cNvGraphicFramePr>
+              <a:graphicFrameLocks xmlns:a="http://schemas.openxmlformats.org/drawingml/2006/main" noChangeAspect="1"/>
+            </wp:cNvGraphicFramePr>
+            <a:graphic xmlns:a="http://schemas.openxmlformats.org/drawingml/2006/main">
+              <a:graphicData uri="http://schemas.openxmlformats.org/drawingml/2006/picture">
+                <pic:pic xmlns:pic="http://schemas.openxmlformats.org/drawingml/2006/picture">
+                  <pic:nvPicPr>
+                    <pic:cNvPr id="0" name="" descr=""/>
+                    <pic:cNvPicPr>
+                      <a:picLocks noChangeAspect="1" noChangeArrowheads="1"/>
+                    </pic:cNvPicPr>
+                  </pic:nvPicPr>
+                  <pic:blipFill>
+                    <a:blip r:embed="rId11" cstate="none"/>
+                    <a:srcRect/>
+                    <a:stretch>
+                      <a:fillRect/>
+                    </a:stretch>
+                  </pic:blipFill>
+                  <pic:spPr bwMode="auto">
+                    <a:xfrm>
+                      <a:off x="0" y="0"/>
+                      <a:ext cx="1047750" cy="790575"/>
+                    </a:xfrm>
+                    <a:prstGeom prst="rect">
+                      <a:avLst/>
+                    </a:prstGeom>
+                  </pic:spPr>
+                </pic:pic>
+              </a:graphicData>
+            </a:graphic>
+          </wp:inline>
+        </w:drawing>
+      </w:r>
+    </w:p>
+    <w:p>
+      <w:pPr>
+        <w:keepNext/>
+        <w:spacing w:after="120"/>
+      </w:pPr>
+      <w:r>
+        <w:rPr>
+          <w:b/>
+          <w:bCs/>
+        </w:rPr>
         <w:t xml:space="preserve">Coefficient (Coeficiente)</w:t>
       </w:r>
       <w:r>
@@ -1071,7 +1134,7 @@
           <w:b/>
           <w:bCs/>
         </w:rPr>
-        <w:t xml:space="preserve">6. onLevel — Spot the Combining Mistake</w:t>
+        <w:t xml:space="preserve">6. Spot the Combining Mistake</w:t>
       </w:r>
     </w:p>
     <w:p>
@@ -1686,7 +1749,7 @@
           <w:b/>
           <w:bCs/>
         </w:rPr>
-        <w:t xml:space="preserve">6. onLevel — Spot the Combining Mistake</w:t>
+        <w:t xml:space="preserve">6. Spot the Combining Mistake</w:t>
       </w:r>
     </w:p>
     <w:p>
@@ -1703,6 +1766,14 @@
       </w:pPr>
       <w:r>
         <w:t xml:space="preserve">     Correct work: Only LIKE terms combine. 7x and 2x are like terms (7x + 2x = 9x), but the 3 is a constant and cannot be added to the 9x. The simplified form is 9x + 3. Check x = 2: 7(2) + 3 + 2(2) = 21 and 9(2) + 3 = 21, but 12(2) = 24 — so 12x is wrong.</w:t>
+      </w:r>
+    </w:p>
+    <w:p>
+      <w:pPr>
+        <w:spacing w:after="80" w:before="0"/>
+      </w:pPr>
+      <w:r>
+        <w:t xml:space="preserve">     Watch for: 7x and 2x are like terms, so 7x + 2x = 9x is fine — but the step keeps going and adds the 9 to the 3. A constant like 3 has no variable, so it cannot join 9x in one term. The simplified form is 9x + 3. Check with x = 2: 7(2) + 3 + 2(2) = 21 and 9(2) + 3 = 21, but 12(2) = 24.</w:t>
       </w:r>
     </w:p>
     <w:p>

--- a/lessons/6-6/homework.docx
+++ b/lessons/6-6/homework.docx
@@ -290,7 +290,7 @@
         <w:t xml:space="preserve">Simplify (Simplificar)</w:t>
       </w:r>
       <w:r>
-        <w:t xml:space="preserve"> — To write an expression in a shorter, simpler way.</w:t>
+        <w:t xml:space="preserve"> — To rewrite an expression in a shorter form that is still equal to the original.</w:t>
       </w:r>
     </w:p>
     <w:p>
